--- a/public/template-vlk-in.docx
+++ b/public/template-vlk-in.docx
@@ -10,29 +10,7 @@
           <w:szCs w:val="24"/>
           <w:lang w:val="uk-UA"/>
         </w:rPr>
-        <w:t xml:space="preserve">Командиру {rotaKom}</w:t>
-      </w:r>
-    </w:p>
-    <w:p>
-      <w:r>
-        <w:rPr>
-          <w:rFonts w:ascii="Times New Roman" w:hAnsi="Times New Roman" w:cs="Times New Roman"/>
-          <w:sz w:val="24"/>
-          <w:szCs w:val="24"/>
-          <w:lang w:val="uk-UA"/>
-        </w:rPr>
-        <w:t xml:space="preserve">                         стрілецького батальйону</w:t>
-      </w:r>
-    </w:p>
-    <w:p>
-      <w:r>
-        <w:rPr>
-          <w:rFonts w:ascii="Times New Roman" w:hAnsi="Times New Roman" w:cs="Times New Roman"/>
-          <w:sz w:val="24"/>
-          <w:szCs w:val="24"/>
-          <w:lang w:val="uk-UA"/>
-        </w:rPr>
-        <w:t xml:space="preserve">                                                 військової частини {unitCode} </w:t>
+        <w:t xml:space="preserve">Командиру {rotaKom} стрілецького батальйону військової частини {unitCode} </w:t>
       </w:r>
     </w:p>
     <w:p>
@@ -76,7 +54,7 @@
           <w:szCs w:val="24"/>
           <w:lang w:val="uk-UA"/>
         </w:rPr>
-        <w:t xml:space="preserve">           Прошу Вашого клопотання перед вищим командуванням про направлення мене, {posadaRod} {pidrozdilRod} {zvannaRod} {pibRodovyi} стрілецького батальйону військової частини {unitCode}, для проходження військово-лікарської комісії (ВЛК) до медичного закладу {medZaklad} з метою визначення ступеня придатності до військової служби у зв'язку з погіршенням стану здоров'я.</w:t>
+        <w:t xml:space="preserve">           Прошу Вашого клопотання перед вищим командуванням про направлення мене, {posadaRod} {pidrozdilRod} стрілецького батальйону військової частини {unitCode} {zvannaRod} {pibRodovyi}, для проходження військово-лікарської комісії (ВЛК) до медичного закладу {medZaklad} з метою визначення ступеня придатності до військової служби у зв'язку з погіршенням стану здоров'я.</w:t>
       </w:r>
     </w:p>
     <w:p>
@@ -142,7 +120,7 @@
           <w:szCs w:val="24"/>
           <w:lang w:val="uk-UA"/>
         </w:rPr>
-        <w:t xml:space="preserve">{dateStart}</w:t>
+        <w:t xml:space="preserve">___.___.______ року</w:t>
       </w:r>
     </w:p>
     <w:p>
@@ -252,7 +230,7 @@
           <w:szCs w:val="24"/>
           <w:lang w:val="uk-UA"/>
         </w:rPr>
-        <w:t xml:space="preserve">{dateStart}</w:t>
+        <w:t xml:space="preserve">___.___.______ року</w:t>
       </w:r>
     </w:p>
     <w:p>
@@ -362,7 +340,7 @@
           <w:szCs w:val="24"/>
           <w:lang w:val="uk-UA"/>
         </w:rPr>
-        <w:t xml:space="preserve">{dateStart}</w:t>
+        <w:t xml:space="preserve">___.___.______ року</w:t>
       </w:r>
     </w:p>
   </w:body>
